--- a/_build/docx/01_Кадровые_документы/3_Приказ_о_руководстве_отделом.docx
+++ b/_build/docx/01_Кадровые_документы/3_Приказ_о_руководстве_отделом.docx
@@ -596,7 +596,7 @@
                 <w:rFonts w:ascii="Times New Roman" w:hAnsi="Times New Roman"/>
                 <w:sz w:val="22"/>
               </w:rPr>
-              <w:t>[Конструктор 1]</w:t>
+              <w:t>Шука А.С.</w:t>
             </w:r>
           </w:p>
         </w:tc>
@@ -638,7 +638,7 @@
                 <w:rFonts w:ascii="Times New Roman" w:hAnsi="Times New Roman"/>
                 <w:sz w:val="22"/>
               </w:rPr>
-              <w:t>[Архитектор 1]</w:t>
+              <w:t>Горбач Д.О.</w:t>
             </w:r>
           </w:p>
         </w:tc>
